--- a/Python.docx
+++ b/Python.docx
@@ -156,6 +156,235 @@
           <w:szCs w:val="18"/>
         </w:rPr>
         <w:t xml:space="preserve"> shell</w:t>
+      </w:r>
+    </w:p>
+    <w:p>
+      <w:pPr>
+        <w:pStyle w:val="ListParagraph"/>
+        <w:autoSpaceDE w:val="0"/>
+        <w:autoSpaceDN w:val="0"/>
+        <w:adjustRightInd w:val="0"/>
+        <w:spacing w:after="0" w:line="240" w:lineRule="auto"/>
+        <w:ind w:left="450"/>
+        <w:rPr>
+          <w:rFonts w:ascii="Lucida Console" w:hAnsi="Lucida Console" w:cs="Lucida Console"/>
+          <w:sz w:val="18"/>
+          <w:szCs w:val="18"/>
+        </w:rPr>
+      </w:pPr>
+    </w:p>
+    <w:p>
+      <w:pPr>
+        <w:pStyle w:val="ListParagraph"/>
+        <w:numPr>
+          <w:ilvl w:val="0"/>
+          <w:numId w:val="1"/>
+        </w:numPr>
+        <w:autoSpaceDE w:val="0"/>
+        <w:autoSpaceDN w:val="0"/>
+        <w:adjustRightInd w:val="0"/>
+        <w:spacing w:after="0" w:line="240" w:lineRule="auto"/>
+        <w:rPr>
+          <w:rFonts w:ascii="Lucida Console" w:hAnsi="Lucida Console" w:cs="Lucida Console"/>
+          <w:sz w:val="18"/>
+          <w:szCs w:val="18"/>
+        </w:rPr>
+      </w:pPr>
+      <w:r>
+        <w:rPr>
+          <w:rFonts w:ascii="Lucida Console" w:hAnsi="Lucida Console" w:cs="Lucida Console"/>
+          <w:sz w:val="18"/>
+          <w:szCs w:val="18"/>
+        </w:rPr>
+        <w:t xml:space="preserve">python -m pip install --upgrade </w:t>
+      </w:r>
+      <w:proofErr w:type="spellStart"/>
+      <w:r>
+        <w:rPr>
+          <w:rFonts w:ascii="Lucida Console" w:hAnsi="Lucida Console" w:cs="Lucida Console"/>
+          <w:sz w:val="18"/>
+          <w:szCs w:val="18"/>
+        </w:rPr>
+        <w:t>setuptools</w:t>
+      </w:r>
+      <w:proofErr w:type="spellEnd"/>
+      <w:r>
+        <w:rPr>
+          <w:rFonts w:ascii="Lucida Console" w:hAnsi="Lucida Console" w:cs="Lucida Console"/>
+          <w:sz w:val="18"/>
+          <w:szCs w:val="18"/>
+        </w:rPr>
+        <w:t xml:space="preserve"> (</w:t>
+      </w:r>
+      <w:proofErr w:type="spellStart"/>
+      <w:r>
+        <w:rPr>
+          <w:rFonts w:ascii="Lucida Console" w:hAnsi="Lucida Console" w:cs="Lucida Console"/>
+          <w:sz w:val="18"/>
+          <w:szCs w:val="18"/>
+        </w:rPr>
+        <w:t>gi</w:t>
+      </w:r>
+      <w:r>
+        <w:rPr>
+          <w:rFonts w:ascii="Calibri" w:hAnsi="Calibri" w:cs="Calibri"/>
+          <w:sz w:val="18"/>
+          <w:szCs w:val="18"/>
+        </w:rPr>
+        <w:t>ống</w:t>
+      </w:r>
+      <w:proofErr w:type="spellEnd"/>
+      <w:r>
+        <w:rPr>
+          <w:rFonts w:ascii="Calibri" w:hAnsi="Calibri" w:cs="Calibri"/>
+          <w:sz w:val="18"/>
+          <w:szCs w:val="18"/>
+        </w:rPr>
+        <w:t xml:space="preserve"> </w:t>
+      </w:r>
+      <w:proofErr w:type="spellStart"/>
+      <w:r>
+        <w:rPr>
+          <w:rFonts w:ascii="Calibri" w:hAnsi="Calibri" w:cs="Calibri"/>
+          <w:sz w:val="18"/>
+          <w:szCs w:val="18"/>
+        </w:rPr>
+        <w:t>lệnh</w:t>
+      </w:r>
+      <w:proofErr w:type="spellEnd"/>
+      <w:r>
+        <w:rPr>
+          <w:rFonts w:ascii="Lucida Console" w:hAnsi="Lucida Console" w:cs="Lucida Console"/>
+          <w:sz w:val="18"/>
+          <w:szCs w:val="18"/>
+        </w:rPr>
+        <w:t xml:space="preserve"> </w:t>
+      </w:r>
+      <w:proofErr w:type="spellStart"/>
+      <w:r>
+        <w:rPr>
+          <w:rFonts w:ascii="Lucida Console" w:hAnsi="Lucida Console" w:cs="Lucida Console"/>
+          <w:sz w:val="18"/>
+          <w:szCs w:val="18"/>
+        </w:rPr>
+        <w:t>npm</w:t>
+      </w:r>
+      <w:proofErr w:type="spellEnd"/>
+      <w:r>
+        <w:rPr>
+          <w:rFonts w:ascii="Lucida Console" w:hAnsi="Lucida Console" w:cs="Lucida Console"/>
+          <w:sz w:val="18"/>
+          <w:szCs w:val="18"/>
+        </w:rPr>
+        <w:t xml:space="preserve"> update -g </w:t>
+      </w:r>
+      <w:proofErr w:type="spellStart"/>
+      <w:r>
+        <w:rPr>
+          <w:rFonts w:ascii="Lucida Console" w:hAnsi="Lucida Console" w:cs="Lucida Console"/>
+          <w:sz w:val="18"/>
+          <w:szCs w:val="18"/>
+        </w:rPr>
+        <w:t>npm</w:t>
+      </w:r>
+      <w:proofErr w:type="spellEnd"/>
+      <w:r>
+        <w:rPr>
+          <w:rFonts w:ascii="Lucida Console" w:hAnsi="Lucida Console" w:cs="Lucida Console"/>
+          <w:sz w:val="18"/>
+          <w:szCs w:val="18"/>
+        </w:rPr>
+        <w:t xml:space="preserve">, ko </w:t>
+      </w:r>
+      <w:proofErr w:type="spellStart"/>
+      <w:r>
+        <w:rPr>
+          <w:rFonts w:ascii="Lucida Console" w:hAnsi="Lucida Console" w:cs="Lucida Console"/>
+          <w:sz w:val="18"/>
+          <w:szCs w:val="18"/>
+        </w:rPr>
+        <w:t>c</w:t>
+      </w:r>
+      <w:r>
+        <w:rPr>
+          <w:rFonts w:ascii="Calibri" w:hAnsi="Calibri" w:cs="Calibri"/>
+          <w:sz w:val="18"/>
+          <w:szCs w:val="18"/>
+        </w:rPr>
+        <w:t>ần</w:t>
+      </w:r>
+      <w:proofErr w:type="spellEnd"/>
+      <w:r>
+        <w:rPr>
+          <w:rFonts w:ascii="Calibri" w:hAnsi="Calibri" w:cs="Calibri"/>
+          <w:sz w:val="18"/>
+          <w:szCs w:val="18"/>
+        </w:rPr>
+        <w:t xml:space="preserve"> </w:t>
+      </w:r>
+      <w:proofErr w:type="spellStart"/>
+      <w:r>
+        <w:rPr>
+          <w:rFonts w:ascii="Calibri" w:hAnsi="Calibri" w:cs="Calibri"/>
+          <w:sz w:val="18"/>
+          <w:szCs w:val="18"/>
+        </w:rPr>
+        <w:t>thiêt</w:t>
+      </w:r>
+      <w:proofErr w:type="spellEnd"/>
+      <w:r>
+        <w:rPr>
+          <w:rFonts w:ascii="Calibri" w:hAnsi="Calibri" w:cs="Calibri"/>
+          <w:sz w:val="18"/>
+          <w:szCs w:val="18"/>
+        </w:rPr>
+        <w:t xml:space="preserve"> </w:t>
+      </w:r>
+      <w:proofErr w:type="spellStart"/>
+      <w:r>
+        <w:rPr>
+          <w:rFonts w:ascii="Calibri" w:hAnsi="Calibri" w:cs="Calibri"/>
+          <w:sz w:val="18"/>
+          <w:szCs w:val="18"/>
+        </w:rPr>
+        <w:t>chạy</w:t>
+      </w:r>
+      <w:proofErr w:type="spellEnd"/>
+      <w:r>
+        <w:rPr>
+          <w:rFonts w:ascii="Calibri" w:hAnsi="Calibri" w:cs="Calibri"/>
+          <w:sz w:val="18"/>
+          <w:szCs w:val="18"/>
+        </w:rPr>
+        <w:t xml:space="preserve"> </w:t>
+      </w:r>
+      <w:proofErr w:type="spellStart"/>
+      <w:r>
+        <w:rPr>
+          <w:rFonts w:ascii="Calibri" w:hAnsi="Calibri" w:cs="Calibri"/>
+          <w:sz w:val="18"/>
+          <w:szCs w:val="18"/>
+        </w:rPr>
+        <w:t>lệnh</w:t>
+      </w:r>
+      <w:proofErr w:type="spellEnd"/>
+      <w:r>
+        <w:rPr>
+          <w:rFonts w:ascii="Calibri" w:hAnsi="Calibri" w:cs="Calibri"/>
+          <w:sz w:val="18"/>
+          <w:szCs w:val="18"/>
+        </w:rPr>
+        <w:t xml:space="preserve"> này</w:t>
+      </w:r>
+      <w:bookmarkStart w:id="0" w:name="_GoBack"/>
+      <w:bookmarkEnd w:id="0"/>
+      <w:r>
+        <w:rPr>
+          <w:rFonts w:ascii="Lucida Console" w:hAnsi="Lucida Console" w:cs="Lucida Console"/>
+          <w:sz w:val="18"/>
+          <w:szCs w:val="18"/>
+        </w:rPr>
+        <w:t>)</w:t>
       </w:r>
     </w:p>
     <w:p/>
@@ -914,11 +1143,19 @@
       </w:r>
       <w:proofErr w:type="spellEnd"/>
       <w:r>
-        <w:t>__,</w:t>
-      </w:r>
-      <w:proofErr w:type="spellStart"/>
-      <w:r>
-        <w:t>base,local,production</w:t>
+        <w:t>_</w:t>
+      </w:r>
+      <w:proofErr w:type="gramStart"/>
+      <w:r>
+        <w:t>_,</w:t>
+      </w:r>
+      <w:proofErr w:type="spellStart"/>
+      <w:r>
+        <w:t>base</w:t>
+      </w:r>
+      <w:proofErr w:type="gramEnd"/>
+      <w:r>
+        <w:t>,local,production</w:t>
       </w:r>
       <w:proofErr w:type="spellEnd"/>
       <w:r>
@@ -975,8 +1212,34 @@
       <w:r>
         <w:t xml:space="preserve"> /settings/local.py</w:t>
       </w:r>
-      <w:bookmarkStart w:id="0" w:name="_GoBack"/>
-      <w:bookmarkEnd w:id="0"/>
+      <w:r>
+        <w:br/>
+      </w:r>
+      <w:r>
+        <w:br/>
+        <w:t xml:space="preserve">&gt; </w:t>
+      </w:r>
+      <w:r>
+        <w:t>python -c "import secrets; print(</w:t>
+      </w:r>
+      <w:proofErr w:type="spellStart"/>
+      <w:r>
+        <w:t>secrets.token_urlsafe</w:t>
+      </w:r>
+      <w:proofErr w:type="spellEnd"/>
+      <w:r>
+        <w:t>(38))</w:t>
+      </w:r>
+      <w:r>
+        <w:t>”</w:t>
+      </w:r>
+      <w:r>
+        <w:tab/>
+      </w:r>
+      <w:r>
+        <w:tab/>
+        <w:t>(generate 1 secret key)</w:t>
+      </w:r>
     </w:p>
     <w:p>
       <w:pPr>
@@ -985,6 +1248,66 @@
         </w:rPr>
       </w:pPr>
       <w:r>
+        <w:t>&gt;</w:t>
+      </w:r>
+      <w:proofErr w:type="spellStart"/>
+      <w:r>
+        <w:t>mkdir</w:t>
+      </w:r>
+      <w:proofErr w:type="spellEnd"/>
+      <w:r>
+        <w:t xml:space="preserve"> -</w:t>
+      </w:r>
+      <w:proofErr w:type="gramStart"/>
+      <w:r>
+        <w:t>p .</w:t>
+      </w:r>
+      <w:proofErr w:type="spellStart"/>
+      <w:r>
+        <w:t>envs</w:t>
+      </w:r>
+      <w:proofErr w:type="spellEnd"/>
+      <w:proofErr w:type="gramEnd"/>
+      <w:r>
+        <w:t xml:space="preserve"> &amp;&amp; touch .</w:t>
+      </w:r>
+      <w:proofErr w:type="spellStart"/>
+      <w:r>
+        <w:t>envs</w:t>
+      </w:r>
+      <w:proofErr w:type="spellEnd"/>
+      <w:r>
+        <w:t>/.</w:t>
+      </w:r>
+      <w:proofErr w:type="spellStart"/>
+      <w:r>
+        <w:t>env.local</w:t>
+      </w:r>
+      <w:proofErr w:type="spellEnd"/>
+      <w:r>
+        <w:t xml:space="preserve"> &amp;&amp; touch .</w:t>
+      </w:r>
+      <w:proofErr w:type="spellStart"/>
+      <w:r>
+        <w:t>envs</w:t>
+      </w:r>
+      <w:proofErr w:type="spellEnd"/>
+      <w:r>
+        <w:t>/.</w:t>
+      </w:r>
+      <w:proofErr w:type="spellStart"/>
+      <w:r>
+        <w:t>env.example</w:t>
+      </w:r>
+      <w:proofErr w:type="spellEnd"/>
+      <w:r>
+        <w:tab/>
+      </w:r>
+      <w:r>
+        <w:tab/>
+        <w:t>(Add file .env)</w:t>
+      </w:r>
+      <w:r>
         <w:br/>
       </w:r>
       <w:r>
@@ -1077,29 +1400,26 @@
         </w:rPr>
       </w:pPr>
       <w:r>
-        <w:t>Ctrl + Shift + P</w:t>
-      </w:r>
+        <w:t xml:space="preserve">Ctrl + Shift + P =&gt; </w:t>
+      </w:r>
+      <w:proofErr w:type="spellStart"/>
+      <w:r>
+        <w:t>chọn</w:t>
+      </w:r>
+      <w:proofErr w:type="spellEnd"/>
+      <w:r>
+        <w:t xml:space="preserve"> Python </w:t>
+      </w:r>
+      <w:proofErr w:type="spellStart"/>
+      <w:r>
+        <w:t>Interpretter</w:t>
+      </w:r>
+      <w:proofErr w:type="spellEnd"/>
       <w:r>
         <w:t xml:space="preserve"> =&gt; </w:t>
       </w:r>
       <w:proofErr w:type="spellStart"/>
       <w:r>
-        <w:t>chọn</w:t>
-      </w:r>
-      <w:proofErr w:type="spellEnd"/>
-      <w:r>
-        <w:t xml:space="preserve"> Python </w:t>
-      </w:r>
-      <w:proofErr w:type="spellStart"/>
-      <w:r>
-        <w:t>Interpretter</w:t>
-      </w:r>
-      <w:proofErr w:type="spellEnd"/>
-      <w:r>
-        <w:t xml:space="preserve"> =&gt; </w:t>
-      </w:r>
-      <w:proofErr w:type="spellStart"/>
-      <w:r>
         <w:t>Chọn</w:t>
       </w:r>
       <w:proofErr w:type="spellEnd"/>
@@ -1108,13 +1428,7 @@
       </w:r>
       <w:r>
         <w:br/>
-        <w:t xml:space="preserve">Ctrl + Shift + P =&gt; </w:t>
-      </w:r>
-      <w:r>
-        <w:t>Preferences: Open Settings (JSON)</w:t>
-      </w:r>
-      <w:r>
-        <w:t xml:space="preserve"> </w:t>
+        <w:t xml:space="preserve">Ctrl + Shift + P =&gt; Preferences: Open Settings (JSON) </w:t>
       </w:r>
       <w:r>
         <w:br/>
